--- a/(e)CRF/Per visite/Ulcusvisite/Metingen en klinische registratie/38_Classificatie ulcus (WIfI).docx
+++ b/(e)CRF/Per visite/Ulcusvisite/Metingen en klinische registratie/38_Classificatie ulcus (WIfI).docx
@@ -590,6 +590,20 @@
     </w:p>
     <w:p>
       <w:pPr>
+        <w:pStyle w:val="Stijl3"/>
+        <w:rPr>
+          <w:rFonts w:ascii="Calibri" w:hAnsi="Calibri" w:cs="Calibri"/>
+        </w:rPr>
+      </w:pPr>
+      <w:r>
+        <w:rPr>
+          <w:b w:val="0"/>
+        </w:rPr>
+        <w:t>Gradatie volgens de IWGDF Classification Guideline 2023: tabel 3 voor WIfI, tabel 4 voor de infectiegradatie (IDSA/IWGDF).</w:t>
+      </w:r>
+    </w:p>
+    <w:p>
+      <w:pPr>
         <w:spacing w:after="0" w:line="360" w:lineRule="auto"/>
         <w:rPr>
           <w:rFonts w:ascii="Calibri" w:hAnsi="Calibri" w:cs="Calibri"/>
@@ -656,7 +670,7 @@
           <w:szCs w:val="24"/>
           <w:lang w:val="nl-BE"/>
         </w:rPr>
-        <w:t>☐</w:t>
+        <w:t>☐ W0: Geen ulcus en geen gangreen</w:t>
       </w:r>
       <w:r>
         <w:rPr>
@@ -665,7 +679,6 @@
           <w:szCs w:val="24"/>
           <w:lang w:val="nl-BE"/>
         </w:rPr>
-        <w:t xml:space="preserve"> W0: Geen </w:t>
       </w:r>
       <w:proofErr w:type="gramStart"/>
       <w:r>
@@ -675,7 +688,6 @@
           <w:szCs w:val="24"/>
           <w:lang w:val="nl-BE"/>
         </w:rPr>
-        <w:t>ulcus /</w:t>
       </w:r>
       <w:proofErr w:type="gramEnd"/>
       <w:r>
@@ -685,7 +697,6 @@
           <w:szCs w:val="24"/>
           <w:lang w:val="nl-BE"/>
         </w:rPr>
-        <w:t xml:space="preserve"> genezen ulcus </w:t>
       </w:r>
     </w:p>
     <w:p>
@@ -709,15 +720,14 @@
           <w:sz w:val="24"/>
           <w:szCs w:val="24"/>
         </w:rPr>
-        <w:t>☐</w:t>
-      </w:r>
-      <w:r>
-        <w:rPr>
-          <w:color w:val="000000" w:themeColor="text1"/>
-          <w:sz w:val="24"/>
-          <w:szCs w:val="24"/>
-        </w:rPr>
-        <w:t xml:space="preserve"> W1: Klein, </w:t>
+        <w:t>☐ W1: Klein, oppervlakkig ulcus op het distale onderbeen of de voet, geen blootliggend bot tenzij beperkt tot de distale falanx, geen gangreen</w:t>
+      </w:r>
+      <w:r>
+        <w:rPr>
+          <w:color w:val="000000" w:themeColor="text1"/>
+          <w:sz w:val="24"/>
+          <w:szCs w:val="24"/>
+        </w:rPr>
       </w:r>
       <w:proofErr w:type="spellStart"/>
       <w:r>
@@ -726,7 +736,6 @@
           <w:sz w:val="24"/>
           <w:szCs w:val="24"/>
         </w:rPr>
-        <w:t>oppervlakkig</w:t>
       </w:r>
       <w:proofErr w:type="spellEnd"/>
       <w:r>
@@ -735,7 +744,6 @@
           <w:sz w:val="24"/>
           <w:szCs w:val="24"/>
         </w:rPr>
-        <w:t xml:space="preserve"> ulcus </w:t>
       </w:r>
     </w:p>
     <w:p>
@@ -761,7 +769,7 @@
           <w:szCs w:val="24"/>
           <w:lang w:val="nl-BE"/>
         </w:rPr>
-        <w:t>☐</w:t>
+        <w:t>☐ W2: Dieper ulcus met blootliggend bot, gewricht of pees, doorgaans niet de hiel, of een oppervlakkig hielulcus zonder calcaneusbetrokkenheid, of gangreen beperkt tot de tenen</w:t>
       </w:r>
       <w:r>
         <w:rPr>
@@ -770,7 +778,6 @@
           <w:szCs w:val="24"/>
           <w:lang w:val="nl-BE"/>
         </w:rPr>
-        <w:t xml:space="preserve"> W2: Diep ulcus (tot pees/kapsel) </w:t>
       </w:r>
     </w:p>
     <w:p>
@@ -794,15 +801,14 @@
           <w:sz w:val="24"/>
           <w:szCs w:val="24"/>
         </w:rPr>
-        <w:t>☐</w:t>
-      </w:r>
-      <w:r>
-        <w:rPr>
-          <w:color w:val="000000" w:themeColor="text1"/>
-          <w:sz w:val="24"/>
-          <w:szCs w:val="24"/>
-        </w:rPr>
-        <w:t xml:space="preserve"> W3: </w:t>
+        <w:t>☐ W3: Uitgebreid, diep ulcus in voor- of middenvoet, of een diep hielulcus over de volledige dikte al dan niet met calcaneusbetrokkenheid, of uitgebreid gangreen</w:t>
+      </w:r>
+      <w:r>
+        <w:rPr>
+          <w:color w:val="000000" w:themeColor="text1"/>
+          <w:sz w:val="24"/>
+          <w:szCs w:val="24"/>
+        </w:rPr>
       </w:r>
       <w:proofErr w:type="spellStart"/>
       <w:r>
@@ -811,7 +817,6 @@
           <w:sz w:val="24"/>
           <w:szCs w:val="24"/>
         </w:rPr>
-        <w:t>Uitgebreid</w:t>
       </w:r>
       <w:proofErr w:type="spellEnd"/>
       <w:r>
@@ -820,7 +825,6 @@
           <w:sz w:val="24"/>
           <w:szCs w:val="24"/>
         </w:rPr>
-        <w:t xml:space="preserve"> </w:t>
       </w:r>
       <w:proofErr w:type="spellStart"/>
       <w:r>
@@ -829,7 +833,6 @@
           <w:sz w:val="24"/>
           <w:szCs w:val="24"/>
         </w:rPr>
-        <w:t>ulcus</w:t>
       </w:r>
       <w:proofErr w:type="spellEnd"/>
       <w:r>
@@ -838,7 +841,6 @@
           <w:sz w:val="24"/>
           <w:szCs w:val="24"/>
         </w:rPr>
-        <w:t xml:space="preserve"> / gangreen </w:t>
       </w:r>
     </w:p>
     <w:p>
@@ -973,15 +975,14 @@
           <w:sz w:val="24"/>
           <w:szCs w:val="24"/>
         </w:rPr>
-        <w:t>☐</w:t>
-      </w:r>
-      <w:r>
-        <w:rPr>
-          <w:color w:val="000000" w:themeColor="text1"/>
-          <w:sz w:val="24"/>
-          <w:szCs w:val="24"/>
-        </w:rPr>
-        <w:t xml:space="preserve"> I0: Geen ischemie </w:t>
+        <w:t>☐ I0: EAI 0,80 of hoger · enkeldruk boven 100 mmHg · teendruk of TcPO₂ 60 mmHg of hoger</w:t>
+      </w:r>
+      <w:r>
+        <w:rPr>
+          <w:color w:val="000000" w:themeColor="text1"/>
+          <w:sz w:val="24"/>
+          <w:szCs w:val="24"/>
+        </w:rPr>
       </w:r>
     </w:p>
     <w:p>
@@ -1005,15 +1006,14 @@
           <w:sz w:val="24"/>
           <w:szCs w:val="24"/>
         </w:rPr>
-        <w:t>☐</w:t>
-      </w:r>
-      <w:r>
-        <w:rPr>
-          <w:color w:val="000000" w:themeColor="text1"/>
-          <w:sz w:val="24"/>
-          <w:szCs w:val="24"/>
-        </w:rPr>
-        <w:t xml:space="preserve"> I1: Milde ischemie </w:t>
+        <w:t>☐ I1: EAI 0,60 tot 0,79 · enkeldruk 70 tot 100 mmHg · teendruk of TcPO₂ 40 tot 59 mmHg</w:t>
+      </w:r>
+      <w:r>
+        <w:rPr>
+          <w:color w:val="000000" w:themeColor="text1"/>
+          <w:sz w:val="24"/>
+          <w:szCs w:val="24"/>
+        </w:rPr>
       </w:r>
     </w:p>
     <w:p>
@@ -1037,15 +1037,14 @@
           <w:sz w:val="24"/>
           <w:szCs w:val="24"/>
         </w:rPr>
-        <w:t>☐</w:t>
-      </w:r>
-      <w:r>
-        <w:rPr>
-          <w:color w:val="000000" w:themeColor="text1"/>
-          <w:sz w:val="24"/>
-          <w:szCs w:val="24"/>
-        </w:rPr>
-        <w:t xml:space="preserve"> I2: Matige ischemie </w:t>
+        <w:t>☐ I2: EAI 0,40 tot 0,59 · enkeldruk 50 tot 70 mmHg · teendruk of TcPO₂ 30 tot 39 mmHg</w:t>
+      </w:r>
+      <w:r>
+        <w:rPr>
+          <w:color w:val="000000" w:themeColor="text1"/>
+          <w:sz w:val="24"/>
+          <w:szCs w:val="24"/>
+        </w:rPr>
       </w:r>
     </w:p>
     <w:p>
@@ -1069,15 +1068,14 @@
           <w:sz w:val="24"/>
           <w:szCs w:val="24"/>
         </w:rPr>
-        <w:t>☐</w:t>
-      </w:r>
-      <w:r>
-        <w:rPr>
-          <w:color w:val="000000" w:themeColor="text1"/>
-          <w:sz w:val="24"/>
-          <w:szCs w:val="24"/>
-        </w:rPr>
-        <w:t xml:space="preserve"> I3: Ernstige ischemie </w:t>
+        <w:t>☐ I3: EAI 0,39 of lager · enkeldruk onder 50 mmHg · teendruk of TcPO₂ onder 30 mmHg</w:t>
+      </w:r>
+      <w:r>
+        <w:rPr>
+          <w:color w:val="000000" w:themeColor="text1"/>
+          <w:sz w:val="24"/>
+          <w:szCs w:val="24"/>
+        </w:rPr>
       </w:r>
     </w:p>
     <w:p>
@@ -1248,15 +1246,14 @@
           <w:sz w:val="24"/>
           <w:szCs w:val="24"/>
         </w:rPr>
-        <w:t>☐</w:t>
-      </w:r>
-      <w:r>
-        <w:rPr>
-          <w:color w:val="000000" w:themeColor="text1"/>
-          <w:sz w:val="24"/>
-          <w:szCs w:val="24"/>
-        </w:rPr>
-        <w:t xml:space="preserve"> fI0: Geen infectie </w:t>
+        <w:t>☐ fI0: Geen infectie — geen pus en geen tekenen van ontsteking</w:t>
+      </w:r>
+      <w:r>
+        <w:rPr>
+          <w:color w:val="000000" w:themeColor="text1"/>
+          <w:sz w:val="24"/>
+          <w:szCs w:val="24"/>
+        </w:rPr>
       </w:r>
     </w:p>
     <w:p>
@@ -1280,15 +1277,14 @@
           <w:sz w:val="24"/>
           <w:szCs w:val="24"/>
         </w:rPr>
-        <w:t>☐</w:t>
-      </w:r>
-      <w:r>
-        <w:rPr>
-          <w:color w:val="000000" w:themeColor="text1"/>
-          <w:sz w:val="24"/>
-          <w:szCs w:val="24"/>
-        </w:rPr>
-        <w:t xml:space="preserve"> fI1: Milde infectie </w:t>
+        <w:t>☐ fI1: Milde infectie — minstens twee tekenen van ontsteking, erytheem tot 2 cm rond het ulcus, beperkt tot huid en oppervlakkig subcutaan weefsel</w:t>
+      </w:r>
+      <w:r>
+        <w:rPr>
+          <w:color w:val="000000" w:themeColor="text1"/>
+          <w:sz w:val="24"/>
+          <w:szCs w:val="24"/>
+        </w:rPr>
       </w:r>
     </w:p>
     <w:p>
@@ -1312,15 +1308,14 @@
           <w:sz w:val="24"/>
           <w:szCs w:val="24"/>
         </w:rPr>
-        <w:t>☐</w:t>
-      </w:r>
-      <w:r>
-        <w:rPr>
-          <w:color w:val="000000" w:themeColor="text1"/>
-          <w:sz w:val="24"/>
-          <w:szCs w:val="24"/>
-        </w:rPr>
-        <w:t xml:space="preserve"> fI2: Matige infectie </w:t>
+        <w:t>☐ fI2: Matige infectie — systemisch stabiel, maar met cellulitis voorbij 2 cm, uitbreiding onder de fascie, diep abces, gangreen, of betrokkenheid van spier, pees, gewricht of bot</w:t>
+      </w:r>
+      <w:r>
+        <w:rPr>
+          <w:color w:val="000000" w:themeColor="text1"/>
+          <w:sz w:val="24"/>
+          <w:szCs w:val="24"/>
+        </w:rPr>
       </w:r>
     </w:p>
     <w:p>
@@ -1344,15 +1339,14 @@
           <w:sz w:val="24"/>
           <w:szCs w:val="24"/>
         </w:rPr>
-        <w:t>☐</w:t>
-      </w:r>
-      <w:r>
-        <w:rPr>
-          <w:color w:val="000000" w:themeColor="text1"/>
-          <w:sz w:val="24"/>
-          <w:szCs w:val="24"/>
-        </w:rPr>
-        <w:t xml:space="preserve"> fI3: Ernstige/systemische infectie </w:t>
+        <w:t>☐ fI3: Ernstige infectie — systemische toxiciteit of metabole instabiliteit</w:t>
+      </w:r>
+      <w:r>
+        <w:rPr>
+          <w:color w:val="000000" w:themeColor="text1"/>
+          <w:sz w:val="24"/>
+          <w:szCs w:val="24"/>
+        </w:rPr>
       </w:r>
     </w:p>
     <w:p>
